--- a/Fase 1/Evidencias Individuales/Ignacio_Mella_1.2_APT122_DiarioReflexionFase1.docx
+++ b/Fase 1/Evidencias Individuales/Ignacio_Mella_1.2_APT122_DiarioReflexionFase1.docx
@@ -1,6 +1,6 @@
 
 <file path=word/document.xml><?xml version="1.0" encoding="utf-8"?>
-<w:document xmlns:wpc="http://schemas.microsoft.com/office/word/2010/wordprocessingCanvas" xmlns:cx="http://schemas.microsoft.com/office/drawing/2014/chartex" xmlns:cx1="http://schemas.microsoft.com/office/drawing/2015/9/8/chartex" xmlns:cx2="http://schemas.microsoft.com/office/drawing/2015/10/21/chartex" xmlns:cx3="http://schemas.microsoft.com/office/drawing/2016/5/9/chartex" xmlns:cx4="http://schemas.microsoft.com/office/drawing/2016/5/10/chartex" xmlns:cx5="http://schemas.microsoft.com/office/drawing/2016/5/11/chartex" xmlns:cx6="http://schemas.microsoft.com/office/drawing/2016/5/12/chartex" xmlns:cx7="http://schemas.microsoft.com/office/drawing/2016/5/13/chartex" xmlns:cx8="http://schemas.microsoft.com/office/drawing/2016/5/14/chartex" xmlns:mc="http://schemas.openxmlformats.org/markup-compatibility/2006" xmlns:aink="http://schemas.microsoft.com/office/drawing/2016/ink" xmlns:am3d="http://schemas.microsoft.com/office/drawing/2017/model3d" xmlns:o="urn:schemas-microsoft-com:office:office" xmlns:oel="http://schemas.microsoft.com/office/2019/extlst" xmlns:r="http://schemas.openxmlformats.org/officeDocument/2006/relationships" xmlns:m="http://schemas.openxmlformats.org/officeDocument/2006/math" xmlns:v="urn:schemas-microsoft-com:vml" xmlns:wp14="http://schemas.microsoft.com/office/word/2010/wordprocessingDrawing" xmlns:wp="http://schemas.openxmlformats.org/drawingml/2006/wordprocessingDrawing" xmlns:w10="urn:schemas-microsoft-com:office:word" xmlns:w="http://schemas.openxmlformats.org/wordprocessingml/2006/main" xmlns:w14="http://schemas.microsoft.com/office/word/2010/wordml" xmlns:w15="http://schemas.microsoft.com/office/word/2012/wordml" xmlns:w16cex="http://schemas.microsoft.com/office/word/2018/wordml/cex" xmlns:w16cid="http://schemas.microsoft.com/office/word/2016/wordml/cid" xmlns:w16="http://schemas.microsoft.com/office/word/2018/wordml" xmlns:w16du="http://schemas.microsoft.com/office/word/2023/wordml/word16du" xmlns:w16sdtdh="http://schemas.microsoft.com/office/word/2020/wordml/sdtdatahash" xmlns:w16sdtfl="http://schemas.microsoft.com/office/word/2024/wordml/sdtformatlock" xmlns:w16se="http://schemas.microsoft.com/office/word/2015/wordml/symex" xmlns:wpg="http://schemas.microsoft.com/office/word/2010/wordprocessingGroup" xmlns:wpi="http://schemas.microsoft.com/office/word/2010/wordprocessingInk" xmlns:wne="http://schemas.microsoft.com/office/word/2006/wordml" xmlns:wps="http://schemas.microsoft.com/office/word/2010/wordprocessingShape" mc:Ignorable="w14 w15 w16se w16cid w16 w16cex w16sdtdh w16sdtfl w16du wp14">
+<w:document xmlns:wpc="http://schemas.microsoft.com/office/word/2010/wordprocessingCanvas" xmlns:cx="http://schemas.microsoft.com/office/drawing/2014/chartex" xmlns:cx1="http://schemas.microsoft.com/office/drawing/2015/9/8/chartex" xmlns:cx2="http://schemas.microsoft.com/office/drawing/2015/10/21/chartex" xmlns:cx3="http://schemas.microsoft.com/office/drawing/2016/5/9/chartex" xmlns:cx4="http://schemas.microsoft.com/office/drawing/2016/5/10/chartex" xmlns:cx5="http://schemas.microsoft.com/office/drawing/2016/5/11/chartex" xmlns:cx6="http://schemas.microsoft.com/office/drawing/2016/5/12/chartex" xmlns:cx7="http://schemas.microsoft.com/office/drawing/2016/5/13/chartex" xmlns:cx8="http://schemas.microsoft.com/office/drawing/2016/5/14/chartex" xmlns:mc="http://schemas.openxmlformats.org/markup-compatibility/2006" xmlns:aink="http://schemas.microsoft.com/office/drawing/2016/ink" xmlns:am3d="http://schemas.microsoft.com/office/drawing/2017/model3d" xmlns:o="urn:schemas-microsoft-com:office:office" xmlns:r="http://schemas.openxmlformats.org/officeDocument/2006/relationships" xmlns:m="http://schemas.openxmlformats.org/officeDocument/2006/math" xmlns:v="urn:schemas-microsoft-com:vml" xmlns:wp14="http://schemas.microsoft.com/office/word/2010/wordprocessingDrawing" xmlns:wp="http://schemas.openxmlformats.org/drawingml/2006/wordprocessingDrawing" xmlns:w10="urn:schemas-microsoft-com:office:word" xmlns:w="http://schemas.openxmlformats.org/wordprocessingml/2006/main" xmlns:w14="http://schemas.microsoft.com/office/word/2010/wordml" xmlns:w15="http://schemas.microsoft.com/office/word/2012/wordml" xmlns:w16cex="http://schemas.microsoft.com/office/word/2018/wordml/cex" xmlns:w16cid="http://schemas.microsoft.com/office/word/2016/wordml/cid" xmlns:w16="http://schemas.microsoft.com/office/word/2018/wordml" xmlns:w16sdtdh="http://schemas.microsoft.com/office/word/2020/wordml/sdtdatahash" xmlns:w16se="http://schemas.microsoft.com/office/word/2015/wordml/symex" xmlns:wpg="http://schemas.microsoft.com/office/word/2010/wordprocessingGroup" xmlns:wpi="http://schemas.microsoft.com/office/word/2010/wordprocessingInk" xmlns:wne="http://schemas.microsoft.com/office/word/2006/wordml" xmlns:wps="http://schemas.microsoft.com/office/word/2010/wordprocessingShape" mc:Ignorable="w14 w15 w16se w16cid w16 w16cex w16sdtdh wp14">
   <w:body>
     <w:p/>
     <w:tbl>
@@ -468,7 +468,25 @@
                 <w:sz w:val="24"/>
                 <w:szCs w:val="24"/>
               </w:rPr>
-              <w:t>Todas esas asignaturas se relacionan con mis intereses profesionales, ya que el área principal que mas me gusta es bbdd, también la creación de soluciones mediante software y poder analizar los datos que obtuvimos en bbdd.</w:t>
+              <w:t>Todas esas asignaturas se relacionan con mis intereses profesionales, ya que el área principal que m</w:t>
+            </w:r>
+            <w:r>
+              <w:rPr>
+                <w:rFonts w:eastAsiaTheme="majorEastAsia"/>
+                <w:color w:val="767171" w:themeColor="background2" w:themeShade="80"/>
+                <w:sz w:val="24"/>
+                <w:szCs w:val="24"/>
+              </w:rPr>
+              <w:t>á</w:t>
+            </w:r>
+            <w:r>
+              <w:rPr>
+                <w:rFonts w:eastAsiaTheme="majorEastAsia"/>
+                <w:color w:val="767171" w:themeColor="background2" w:themeShade="80"/>
+                <w:sz w:val="24"/>
+                <w:szCs w:val="24"/>
+              </w:rPr>
+              <w:t>s me gusta es bbdd, también la creación de soluciones mediante software y poder analizar los datos que obtuvimos en bbdd.</w:t>
             </w:r>
           </w:p>
           <w:p>
@@ -647,7 +665,25 @@
                 <w:sz w:val="24"/>
                 <w:szCs w:val="24"/>
               </w:rPr>
-              <w:t>Cada certificación aportó un valor importante para mí desarrollo profesional</w:t>
+              <w:t>Cada certificación aportó un valor importante para m</w:t>
+            </w:r>
+            <w:r>
+              <w:rPr>
+                <w:rFonts w:eastAsiaTheme="majorEastAsia"/>
+                <w:color w:val="767171" w:themeColor="background2" w:themeShade="80"/>
+                <w:sz w:val="24"/>
+                <w:szCs w:val="24"/>
+              </w:rPr>
+              <w:t>i</w:t>
+            </w:r>
+            <w:r>
+              <w:rPr>
+                <w:rFonts w:eastAsiaTheme="majorEastAsia"/>
+                <w:color w:val="767171" w:themeColor="background2" w:themeShade="80"/>
+                <w:sz w:val="24"/>
+                <w:szCs w:val="24"/>
+              </w:rPr>
+              <w:t xml:space="preserve"> desarrollo profesional</w:t>
             </w:r>
             <w:r>
               <w:rPr>
@@ -2280,17 +2316,7 @@
                 <w:szCs w:val="24"/>
                 <w:lang w:val="es-MX"/>
               </w:rPr>
-              <w:t xml:space="preserve">y se consolida </w:t>
-            </w:r>
-            <w:r>
-              <w:rPr>
-                <w:rFonts w:eastAsiaTheme="majorEastAsia"/>
-                <w:color w:val="767171" w:themeColor="background2" w:themeShade="80"/>
-                <w:sz w:val="24"/>
-                <w:szCs w:val="24"/>
-                <w:lang w:val="es-MX"/>
-              </w:rPr>
-              <w:t xml:space="preserve">con la </w:t>
+              <w:t xml:space="preserve">y se consolida con la </w:t>
             </w:r>
             <w:r>
               <w:rPr>
@@ -2689,7 +2715,16 @@
                 <w:sz w:val="24"/>
                 <w:szCs w:val="24"/>
               </w:rPr>
-              <w:t xml:space="preserve">Mis intereses profesionales están orientados a la </w:t>
+              <w:t>Mis intereses profesionales están orientados a</w:t>
+            </w:r>
+            <w:r>
+              <w:rPr>
+                <w:rFonts w:eastAsiaTheme="majorEastAsia"/>
+                <w:color w:val="767171" w:themeColor="background2" w:themeShade="80"/>
+                <w:sz w:val="24"/>
+                <w:szCs w:val="24"/>
+              </w:rPr>
+              <w:t xml:space="preserve"> </w:t>
             </w:r>
             <w:r>
               <w:rPr>
@@ -3863,7 +3898,7 @@
 </file>
 
 <file path=word/endnotes.xml><?xml version="1.0" encoding="utf-8"?>
-<w:endnotes xmlns:wpc="http://schemas.microsoft.com/office/word/2010/wordprocessingCanvas" xmlns:cx="http://schemas.microsoft.com/office/drawing/2014/chartex" xmlns:cx1="http://schemas.microsoft.com/office/drawing/2015/9/8/chartex" xmlns:cx2="http://schemas.microsoft.com/office/drawing/2015/10/21/chartex" xmlns:cx3="http://schemas.microsoft.com/office/drawing/2016/5/9/chartex" xmlns:cx4="http://schemas.microsoft.com/office/drawing/2016/5/10/chartex" xmlns:cx5="http://schemas.microsoft.com/office/drawing/2016/5/11/chartex" xmlns:cx6="http://schemas.microsoft.com/office/drawing/2016/5/12/chartex" xmlns:cx7="http://schemas.microsoft.com/office/drawing/2016/5/13/chartex" xmlns:cx8="http://schemas.microsoft.com/office/drawing/2016/5/14/chartex" xmlns:mc="http://schemas.openxmlformats.org/markup-compatibility/2006" xmlns:aink="http://schemas.microsoft.com/office/drawing/2016/ink" xmlns:am3d="http://schemas.microsoft.com/office/drawing/2017/model3d" xmlns:o="urn:schemas-microsoft-com:office:office" xmlns:oel="http://schemas.microsoft.com/office/2019/extlst" xmlns:r="http://schemas.openxmlformats.org/officeDocument/2006/relationships" xmlns:m="http://schemas.openxmlformats.org/officeDocument/2006/math" xmlns:v="urn:schemas-microsoft-com:vml" xmlns:wp14="http://schemas.microsoft.com/office/word/2010/wordprocessingDrawing" xmlns:wp="http://schemas.openxmlformats.org/drawingml/2006/wordprocessingDrawing" xmlns:w10="urn:schemas-microsoft-com:office:word" xmlns:w="http://schemas.openxmlformats.org/wordprocessingml/2006/main" xmlns:w14="http://schemas.microsoft.com/office/word/2010/wordml" xmlns:w15="http://schemas.microsoft.com/office/word/2012/wordml" xmlns:w16cex="http://schemas.microsoft.com/office/word/2018/wordml/cex" xmlns:w16cid="http://schemas.microsoft.com/office/word/2016/wordml/cid" xmlns:w16="http://schemas.microsoft.com/office/word/2018/wordml" xmlns:w16du="http://schemas.microsoft.com/office/word/2023/wordml/word16du" xmlns:w16sdtdh="http://schemas.microsoft.com/office/word/2020/wordml/sdtdatahash" xmlns:w16sdtfl="http://schemas.microsoft.com/office/word/2024/wordml/sdtformatlock" xmlns:w16se="http://schemas.microsoft.com/office/word/2015/wordml/symex" xmlns:wpg="http://schemas.microsoft.com/office/word/2010/wordprocessingGroup" xmlns:wpi="http://schemas.microsoft.com/office/word/2010/wordprocessingInk" xmlns:wne="http://schemas.microsoft.com/office/word/2006/wordml" xmlns:wps="http://schemas.microsoft.com/office/word/2010/wordprocessingShape" mc:Ignorable="w14 w15 w16se w16cid w16 w16cex w16sdtdh w16sdtfl w16du wp14">
+<w:endnotes xmlns:wpc="http://schemas.microsoft.com/office/word/2010/wordprocessingCanvas" xmlns:cx="http://schemas.microsoft.com/office/drawing/2014/chartex" xmlns:cx1="http://schemas.microsoft.com/office/drawing/2015/9/8/chartex" xmlns:cx2="http://schemas.microsoft.com/office/drawing/2015/10/21/chartex" xmlns:cx3="http://schemas.microsoft.com/office/drawing/2016/5/9/chartex" xmlns:cx4="http://schemas.microsoft.com/office/drawing/2016/5/10/chartex" xmlns:cx5="http://schemas.microsoft.com/office/drawing/2016/5/11/chartex" xmlns:cx6="http://schemas.microsoft.com/office/drawing/2016/5/12/chartex" xmlns:cx7="http://schemas.microsoft.com/office/drawing/2016/5/13/chartex" xmlns:cx8="http://schemas.microsoft.com/office/drawing/2016/5/14/chartex" xmlns:mc="http://schemas.openxmlformats.org/markup-compatibility/2006" xmlns:aink="http://schemas.microsoft.com/office/drawing/2016/ink" xmlns:am3d="http://schemas.microsoft.com/office/drawing/2017/model3d" xmlns:o="urn:schemas-microsoft-com:office:office" xmlns:r="http://schemas.openxmlformats.org/officeDocument/2006/relationships" xmlns:m="http://schemas.openxmlformats.org/officeDocument/2006/math" xmlns:v="urn:schemas-microsoft-com:vml" xmlns:wp14="http://schemas.microsoft.com/office/word/2010/wordprocessingDrawing" xmlns:wp="http://schemas.openxmlformats.org/drawingml/2006/wordprocessingDrawing" xmlns:w10="urn:schemas-microsoft-com:office:word" xmlns:w="http://schemas.openxmlformats.org/wordprocessingml/2006/main" xmlns:w14="http://schemas.microsoft.com/office/word/2010/wordml" xmlns:w15="http://schemas.microsoft.com/office/word/2012/wordml" xmlns:w16cex="http://schemas.microsoft.com/office/word/2018/wordml/cex" xmlns:w16cid="http://schemas.microsoft.com/office/word/2016/wordml/cid" xmlns:w16="http://schemas.microsoft.com/office/word/2018/wordml" xmlns:w16sdtdh="http://schemas.microsoft.com/office/word/2020/wordml/sdtdatahash" xmlns:w16se="http://schemas.microsoft.com/office/word/2015/wordml/symex" xmlns:wpg="http://schemas.microsoft.com/office/word/2010/wordprocessingGroup" xmlns:wpi="http://schemas.microsoft.com/office/word/2010/wordprocessingInk" xmlns:wne="http://schemas.microsoft.com/office/word/2006/wordml" xmlns:wps="http://schemas.microsoft.com/office/word/2010/wordprocessingShape" mc:Ignorable="w14 w15 w16se w16cid w16 w16cex w16sdtdh wp14">
   <w:endnote w:type="separator" w:id="-1">
     <w:p>
       <w:pPr>
@@ -3888,7 +3923,7 @@
 </file>
 
 <file path=word/footer1.xml><?xml version="1.0" encoding="utf-8"?>
-<w:ftr xmlns:wpc="http://schemas.microsoft.com/office/word/2010/wordprocessingCanvas" xmlns:cx="http://schemas.microsoft.com/office/drawing/2014/chartex" xmlns:cx1="http://schemas.microsoft.com/office/drawing/2015/9/8/chartex" xmlns:cx2="http://schemas.microsoft.com/office/drawing/2015/10/21/chartex" xmlns:cx3="http://schemas.microsoft.com/office/drawing/2016/5/9/chartex" xmlns:cx4="http://schemas.microsoft.com/office/drawing/2016/5/10/chartex" xmlns:cx5="http://schemas.microsoft.com/office/drawing/2016/5/11/chartex" xmlns:cx6="http://schemas.microsoft.com/office/drawing/2016/5/12/chartex" xmlns:cx7="http://schemas.microsoft.com/office/drawing/2016/5/13/chartex" xmlns:cx8="http://schemas.microsoft.com/office/drawing/2016/5/14/chartex" xmlns:mc="http://schemas.openxmlformats.org/markup-compatibility/2006" xmlns:aink="http://schemas.microsoft.com/office/drawing/2016/ink" xmlns:am3d="http://schemas.microsoft.com/office/drawing/2017/model3d" xmlns:o="urn:schemas-microsoft-com:office:office" xmlns:oel="http://schemas.microsoft.com/office/2019/extlst" xmlns:r="http://schemas.openxmlformats.org/officeDocument/2006/relationships" xmlns:m="http://schemas.openxmlformats.org/officeDocument/2006/math" xmlns:v="urn:schemas-microsoft-com:vml" xmlns:wp14="http://schemas.microsoft.com/office/word/2010/wordprocessingDrawing" xmlns:wp="http://schemas.openxmlformats.org/drawingml/2006/wordprocessingDrawing" xmlns:w10="urn:schemas-microsoft-com:office:word" xmlns:w="http://schemas.openxmlformats.org/wordprocessingml/2006/main" xmlns:w14="http://schemas.microsoft.com/office/word/2010/wordml" xmlns:w15="http://schemas.microsoft.com/office/word/2012/wordml" xmlns:w16cex="http://schemas.microsoft.com/office/word/2018/wordml/cex" xmlns:w16cid="http://schemas.microsoft.com/office/word/2016/wordml/cid" xmlns:w16="http://schemas.microsoft.com/office/word/2018/wordml" xmlns:w16du="http://schemas.microsoft.com/office/word/2023/wordml/word16du" xmlns:w16sdtdh="http://schemas.microsoft.com/office/word/2020/wordml/sdtdatahash" xmlns:w16sdtfl="http://schemas.microsoft.com/office/word/2024/wordml/sdtformatlock" xmlns:w16se="http://schemas.microsoft.com/office/word/2015/wordml/symex" xmlns:wpg="http://schemas.microsoft.com/office/word/2010/wordprocessingGroup" xmlns:wpi="http://schemas.microsoft.com/office/word/2010/wordprocessingInk" xmlns:wne="http://schemas.microsoft.com/office/word/2006/wordml" xmlns:wps="http://schemas.microsoft.com/office/word/2010/wordprocessingShape" mc:Ignorable="w14 w15 w16se w16cid w16 w16cex w16sdtdh w16sdtfl w16du wp14">
+<w:ftr xmlns:wpc="http://schemas.microsoft.com/office/word/2010/wordprocessingCanvas" xmlns:cx="http://schemas.microsoft.com/office/drawing/2014/chartex" xmlns:cx1="http://schemas.microsoft.com/office/drawing/2015/9/8/chartex" xmlns:cx2="http://schemas.microsoft.com/office/drawing/2015/10/21/chartex" xmlns:cx3="http://schemas.microsoft.com/office/drawing/2016/5/9/chartex" xmlns:cx4="http://schemas.microsoft.com/office/drawing/2016/5/10/chartex" xmlns:cx5="http://schemas.microsoft.com/office/drawing/2016/5/11/chartex" xmlns:cx6="http://schemas.microsoft.com/office/drawing/2016/5/12/chartex" xmlns:cx7="http://schemas.microsoft.com/office/drawing/2016/5/13/chartex" xmlns:cx8="http://schemas.microsoft.com/office/drawing/2016/5/14/chartex" xmlns:mc="http://schemas.openxmlformats.org/markup-compatibility/2006" xmlns:aink="http://schemas.microsoft.com/office/drawing/2016/ink" xmlns:am3d="http://schemas.microsoft.com/office/drawing/2017/model3d" xmlns:o="urn:schemas-microsoft-com:office:office" xmlns:r="http://schemas.openxmlformats.org/officeDocument/2006/relationships" xmlns:m="http://schemas.openxmlformats.org/officeDocument/2006/math" xmlns:v="urn:schemas-microsoft-com:vml" xmlns:wp14="http://schemas.microsoft.com/office/word/2010/wordprocessingDrawing" xmlns:wp="http://schemas.openxmlformats.org/drawingml/2006/wordprocessingDrawing" xmlns:w10="urn:schemas-microsoft-com:office:word" xmlns:w="http://schemas.openxmlformats.org/wordprocessingml/2006/main" xmlns:w14="http://schemas.microsoft.com/office/word/2010/wordml" xmlns:w15="http://schemas.microsoft.com/office/word/2012/wordml" xmlns:w16cex="http://schemas.microsoft.com/office/word/2018/wordml/cex" xmlns:w16cid="http://schemas.microsoft.com/office/word/2016/wordml/cid" xmlns:w16="http://schemas.microsoft.com/office/word/2018/wordml" xmlns:w16sdtdh="http://schemas.microsoft.com/office/word/2020/wordml/sdtdatahash" xmlns:w16se="http://schemas.microsoft.com/office/word/2015/wordml/symex" xmlns:wpg="http://schemas.microsoft.com/office/word/2010/wordprocessingGroup" xmlns:wpi="http://schemas.microsoft.com/office/word/2010/wordprocessingInk" xmlns:wne="http://schemas.microsoft.com/office/word/2006/wordml" xmlns:wps="http://schemas.microsoft.com/office/word/2010/wordprocessingShape" mc:Ignorable="w14 w15 w16se w16cid w16 w16cex w16sdtdh wp14">
   <w:sdt>
     <w:sdtPr>
       <w:id w:val="-937982979"/>
@@ -3897,6 +3932,7 @@
         <w:docPartUnique/>
       </w:docPartObj>
     </w:sdtPr>
+    <w:sdtEndPr/>
     <w:sdtContent>
       <w:p>
         <w:pPr>
@@ -4108,7 +4144,7 @@
             </mc:Choice>
             <mc:Fallback>
               <w:pict>
-                <v:group w14:anchorId="51D00065" id="Grupo 32" o:spid="_x0000_s1026" style="position:absolute;margin-left:0;margin-top:0;width:610.5pt;height:15pt;z-index:251659264;mso-width-percent:1000;mso-position-horizontal:center;mso-position-horizontal-relative:page;mso-position-vertical:center;mso-position-vertical-relative:bottom-margin-area;mso-width-percent:1000" coordorigin=",14970" coordsize="12255,300" o:gfxdata="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">
+                <v:group w14:anchorId="51D00065" id="Grupo 32" o:spid="_x0000_s1026" style="position:absolute;margin-left:0;margin-top:0;width:610.5pt;height:15pt;z-index:251659264;mso-width-percent:1000;mso-position-horizontal:center;mso-position-horizontal-relative:page;mso-position-vertical:center;mso-position-vertical-relative:bottom-margin-area;mso-width-percent:1000" coordorigin=",14970" coordsize="12255,300" o:gfxdata="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">
                   <v:shapetype id="_x0000_t202" coordsize="21600,21600" o:spt="202" path="m,l,21600r21600,l21600,xe">
                     <v:stroke joinstyle="miter"/>
                     <v:path gradientshapeok="t" o:connecttype="rect"/>
@@ -4175,7 +4211,7 @@
 </file>
 
 <file path=word/footnotes.xml><?xml version="1.0" encoding="utf-8"?>
-<w:footnotes xmlns:wpc="http://schemas.microsoft.com/office/word/2010/wordprocessingCanvas" xmlns:cx="http://schemas.microsoft.com/office/drawing/2014/chartex" xmlns:cx1="http://schemas.microsoft.com/office/drawing/2015/9/8/chartex" xmlns:cx2="http://schemas.microsoft.com/office/drawing/2015/10/21/chartex" xmlns:cx3="http://schemas.microsoft.com/office/drawing/2016/5/9/chartex" xmlns:cx4="http://schemas.microsoft.com/office/drawing/2016/5/10/chartex" xmlns:cx5="http://schemas.microsoft.com/office/drawing/2016/5/11/chartex" xmlns:cx6="http://schemas.microsoft.com/office/drawing/2016/5/12/chartex" xmlns:cx7="http://schemas.microsoft.com/office/drawing/2016/5/13/chartex" xmlns:cx8="http://schemas.microsoft.com/office/drawing/2016/5/14/chartex" xmlns:mc="http://schemas.openxmlformats.org/markup-compatibility/2006" xmlns:aink="http://schemas.microsoft.com/office/drawing/2016/ink" xmlns:am3d="http://schemas.microsoft.com/office/drawing/2017/model3d" xmlns:o="urn:schemas-microsoft-com:office:office" xmlns:oel="http://schemas.microsoft.com/office/2019/extlst" xmlns:r="http://schemas.openxmlformats.org/officeDocument/2006/relationships" xmlns:m="http://schemas.openxmlformats.org/officeDocument/2006/math" xmlns:v="urn:schemas-microsoft-com:vml" xmlns:wp14="http://schemas.microsoft.com/office/word/2010/wordprocessingDrawing" xmlns:wp="http://schemas.openxmlformats.org/drawingml/2006/wordprocessingDrawing" xmlns:w10="urn:schemas-microsoft-com:office:word" xmlns:w="http://schemas.openxmlformats.org/wordprocessingml/2006/main" xmlns:w14="http://schemas.microsoft.com/office/word/2010/wordml" xmlns:w15="http://schemas.microsoft.com/office/word/2012/wordml" xmlns:w16cex="http://schemas.microsoft.com/office/word/2018/wordml/cex" xmlns:w16cid="http://schemas.microsoft.com/office/word/2016/wordml/cid" xmlns:w16="http://schemas.microsoft.com/office/word/2018/wordml" xmlns:w16du="http://schemas.microsoft.com/office/word/2023/wordml/word16du" xmlns:w16sdtdh="http://schemas.microsoft.com/office/word/2020/wordml/sdtdatahash" xmlns:w16sdtfl="http://schemas.microsoft.com/office/word/2024/wordml/sdtformatlock" xmlns:w16se="http://schemas.microsoft.com/office/word/2015/wordml/symex" xmlns:wpg="http://schemas.microsoft.com/office/word/2010/wordprocessingGroup" xmlns:wpi="http://schemas.microsoft.com/office/word/2010/wordprocessingInk" xmlns:wne="http://schemas.microsoft.com/office/word/2006/wordml" xmlns:wps="http://schemas.microsoft.com/office/word/2010/wordprocessingShape" mc:Ignorable="w14 w15 w16se w16cid w16 w16cex w16sdtdh w16sdtfl w16du wp14">
+<w:footnotes xmlns:wpc="http://schemas.microsoft.com/office/word/2010/wordprocessingCanvas" xmlns:cx="http://schemas.microsoft.com/office/drawing/2014/chartex" xmlns:cx1="http://schemas.microsoft.com/office/drawing/2015/9/8/chartex" xmlns:cx2="http://schemas.microsoft.com/office/drawing/2015/10/21/chartex" xmlns:cx3="http://schemas.microsoft.com/office/drawing/2016/5/9/chartex" xmlns:cx4="http://schemas.microsoft.com/office/drawing/2016/5/10/chartex" xmlns:cx5="http://schemas.microsoft.com/office/drawing/2016/5/11/chartex" xmlns:cx6="http://schemas.microsoft.com/office/drawing/2016/5/12/chartex" xmlns:cx7="http://schemas.microsoft.com/office/drawing/2016/5/13/chartex" xmlns:cx8="http://schemas.microsoft.com/office/drawing/2016/5/14/chartex" xmlns:mc="http://schemas.openxmlformats.org/markup-compatibility/2006" xmlns:aink="http://schemas.microsoft.com/office/drawing/2016/ink" xmlns:am3d="http://schemas.microsoft.com/office/drawing/2017/model3d" xmlns:o="urn:schemas-microsoft-com:office:office" xmlns:r="http://schemas.openxmlformats.org/officeDocument/2006/relationships" xmlns:m="http://schemas.openxmlformats.org/officeDocument/2006/math" xmlns:v="urn:schemas-microsoft-com:vml" xmlns:wp14="http://schemas.microsoft.com/office/word/2010/wordprocessingDrawing" xmlns:wp="http://schemas.openxmlformats.org/drawingml/2006/wordprocessingDrawing" xmlns:w10="urn:schemas-microsoft-com:office:word" xmlns:w="http://schemas.openxmlformats.org/wordprocessingml/2006/main" xmlns:w14="http://schemas.microsoft.com/office/word/2010/wordml" xmlns:w15="http://schemas.microsoft.com/office/word/2012/wordml" xmlns:w16cex="http://schemas.microsoft.com/office/word/2018/wordml/cex" xmlns:w16cid="http://schemas.microsoft.com/office/word/2016/wordml/cid" xmlns:w16="http://schemas.microsoft.com/office/word/2018/wordml" xmlns:w16sdtdh="http://schemas.microsoft.com/office/word/2020/wordml/sdtdatahash" xmlns:w16se="http://schemas.microsoft.com/office/word/2015/wordml/symex" xmlns:wpg="http://schemas.microsoft.com/office/word/2010/wordprocessingGroup" xmlns:wpi="http://schemas.microsoft.com/office/word/2010/wordprocessingInk" xmlns:wne="http://schemas.microsoft.com/office/word/2006/wordml" xmlns:wps="http://schemas.microsoft.com/office/word/2010/wordprocessingShape" mc:Ignorable="w14 w15 w16se w16cid w16 w16cex w16sdtdh wp14">
   <w:footnote w:type="separator" w:id="-1">
     <w:p>
       <w:pPr>
@@ -4200,7 +4236,7 @@
 </file>
 
 <file path=word/header1.xml><?xml version="1.0" encoding="utf-8"?>
-<w:hdr xmlns:wpc="http://schemas.microsoft.com/office/word/2010/wordprocessingCanvas" xmlns:cx="http://schemas.microsoft.com/office/drawing/2014/chartex" xmlns:cx1="http://schemas.microsoft.com/office/drawing/2015/9/8/chartex" xmlns:cx2="http://schemas.microsoft.com/office/drawing/2015/10/21/chartex" xmlns:cx3="http://schemas.microsoft.com/office/drawing/2016/5/9/chartex" xmlns:cx4="http://schemas.microsoft.com/office/drawing/2016/5/10/chartex" xmlns:cx5="http://schemas.microsoft.com/office/drawing/2016/5/11/chartex" xmlns:cx6="http://schemas.microsoft.com/office/drawing/2016/5/12/chartex" xmlns:cx7="http://schemas.microsoft.com/office/drawing/2016/5/13/chartex" xmlns:cx8="http://schemas.microsoft.com/office/drawing/2016/5/14/chartex" xmlns:mc="http://schemas.openxmlformats.org/markup-compatibility/2006" xmlns:aink="http://schemas.microsoft.com/office/drawing/2016/ink" xmlns:am3d="http://schemas.microsoft.com/office/drawing/2017/model3d" xmlns:o="urn:schemas-microsoft-com:office:office" xmlns:oel="http://schemas.microsoft.com/office/2019/extlst" xmlns:r="http://schemas.openxmlformats.org/officeDocument/2006/relationships" xmlns:m="http://schemas.openxmlformats.org/officeDocument/2006/math" xmlns:v="urn:schemas-microsoft-com:vml" xmlns:wp14="http://schemas.microsoft.com/office/word/2010/wordprocessingDrawing" xmlns:wp="http://schemas.openxmlformats.org/drawingml/2006/wordprocessingDrawing" xmlns:w10="urn:schemas-microsoft-com:office:word" xmlns:w="http://schemas.openxmlformats.org/wordprocessingml/2006/main" xmlns:w14="http://schemas.microsoft.com/office/word/2010/wordml" xmlns:w15="http://schemas.microsoft.com/office/word/2012/wordml" xmlns:w16cex="http://schemas.microsoft.com/office/word/2018/wordml/cex" xmlns:w16cid="http://schemas.microsoft.com/office/word/2016/wordml/cid" xmlns:w16="http://schemas.microsoft.com/office/word/2018/wordml" xmlns:w16du="http://schemas.microsoft.com/office/word/2023/wordml/word16du" xmlns:w16sdtdh="http://schemas.microsoft.com/office/word/2020/wordml/sdtdatahash" xmlns:w16sdtfl="http://schemas.microsoft.com/office/word/2024/wordml/sdtformatlock" xmlns:w16se="http://schemas.microsoft.com/office/word/2015/wordml/symex" xmlns:wpg="http://schemas.microsoft.com/office/word/2010/wordprocessingGroup" xmlns:wpi="http://schemas.microsoft.com/office/word/2010/wordprocessingInk" xmlns:wne="http://schemas.microsoft.com/office/word/2006/wordml" xmlns:wps="http://schemas.microsoft.com/office/word/2010/wordprocessingShape" mc:Ignorable="w14 w15 w16se w16cid w16 w16cex w16sdtdh w16sdtfl w16du wp14">
+<w:hdr xmlns:wpc="http://schemas.microsoft.com/office/word/2010/wordprocessingCanvas" xmlns:cx="http://schemas.microsoft.com/office/drawing/2014/chartex" xmlns:cx1="http://schemas.microsoft.com/office/drawing/2015/9/8/chartex" xmlns:cx2="http://schemas.microsoft.com/office/drawing/2015/10/21/chartex" xmlns:cx3="http://schemas.microsoft.com/office/drawing/2016/5/9/chartex" xmlns:cx4="http://schemas.microsoft.com/office/drawing/2016/5/10/chartex" xmlns:cx5="http://schemas.microsoft.com/office/drawing/2016/5/11/chartex" xmlns:cx6="http://schemas.microsoft.com/office/drawing/2016/5/12/chartex" xmlns:cx7="http://schemas.microsoft.com/office/drawing/2016/5/13/chartex" xmlns:cx8="http://schemas.microsoft.com/office/drawing/2016/5/14/chartex" xmlns:mc="http://schemas.openxmlformats.org/markup-compatibility/2006" xmlns:aink="http://schemas.microsoft.com/office/drawing/2016/ink" xmlns:am3d="http://schemas.microsoft.com/office/drawing/2017/model3d" xmlns:o="urn:schemas-microsoft-com:office:office" xmlns:r="http://schemas.openxmlformats.org/officeDocument/2006/relationships" xmlns:m="http://schemas.openxmlformats.org/officeDocument/2006/math" xmlns:v="urn:schemas-microsoft-com:vml" xmlns:wp14="http://schemas.microsoft.com/office/word/2010/wordprocessingDrawing" xmlns:wp="http://schemas.openxmlformats.org/drawingml/2006/wordprocessingDrawing" xmlns:w10="urn:schemas-microsoft-com:office:word" xmlns:w="http://schemas.openxmlformats.org/wordprocessingml/2006/main" xmlns:w14="http://schemas.microsoft.com/office/word/2010/wordml" xmlns:w15="http://schemas.microsoft.com/office/word/2012/wordml" xmlns:w16cex="http://schemas.microsoft.com/office/word/2018/wordml/cex" xmlns:w16cid="http://schemas.microsoft.com/office/word/2016/wordml/cid" xmlns:w16="http://schemas.microsoft.com/office/word/2018/wordml" xmlns:w16sdtdh="http://schemas.microsoft.com/office/word/2020/wordml/sdtdatahash" xmlns:w16se="http://schemas.microsoft.com/office/word/2015/wordml/symex" xmlns:wpg="http://schemas.microsoft.com/office/word/2010/wordprocessingGroup" xmlns:wpi="http://schemas.microsoft.com/office/word/2010/wordprocessingInk" xmlns:wne="http://schemas.microsoft.com/office/word/2006/wordml" xmlns:wps="http://schemas.microsoft.com/office/word/2010/wordprocessingShape" mc:Ignorable="w14 w15 w16se w16cid w16 w16cex w16sdtdh wp14">
   <w:tbl>
     <w:tblPr>
       <w:tblStyle w:val="Tablaconcuadrcula"/>
@@ -4370,7 +4406,7 @@
 </file>
 
 <file path=word/header2.xml><?xml version="1.0" encoding="utf-8"?>
-<w:hdr xmlns:wpc="http://schemas.microsoft.com/office/word/2010/wordprocessingCanvas" xmlns:cx="http://schemas.microsoft.com/office/drawing/2014/chartex" xmlns:cx1="http://schemas.microsoft.com/office/drawing/2015/9/8/chartex" xmlns:cx2="http://schemas.microsoft.com/office/drawing/2015/10/21/chartex" xmlns:cx3="http://schemas.microsoft.com/office/drawing/2016/5/9/chartex" xmlns:cx4="http://schemas.microsoft.com/office/drawing/2016/5/10/chartex" xmlns:cx5="http://schemas.microsoft.com/office/drawing/2016/5/11/chartex" xmlns:cx6="http://schemas.microsoft.com/office/drawing/2016/5/12/chartex" xmlns:cx7="http://schemas.microsoft.com/office/drawing/2016/5/13/chartex" xmlns:cx8="http://schemas.microsoft.com/office/drawing/2016/5/14/chartex" xmlns:mc="http://schemas.openxmlformats.org/markup-compatibility/2006" xmlns:aink="http://schemas.microsoft.com/office/drawing/2016/ink" xmlns:am3d="http://schemas.microsoft.com/office/drawing/2017/model3d" xmlns:o="urn:schemas-microsoft-com:office:office" xmlns:oel="http://schemas.microsoft.com/office/2019/extlst" xmlns:r="http://schemas.openxmlformats.org/officeDocument/2006/relationships" xmlns:m="http://schemas.openxmlformats.org/officeDocument/2006/math" xmlns:v="urn:schemas-microsoft-com:vml" xmlns:wp14="http://schemas.microsoft.com/office/word/2010/wordprocessingDrawing" xmlns:wp="http://schemas.openxmlformats.org/drawingml/2006/wordprocessingDrawing" xmlns:w10="urn:schemas-microsoft-com:office:word" xmlns:w="http://schemas.openxmlformats.org/wordprocessingml/2006/main" xmlns:w14="http://schemas.microsoft.com/office/word/2010/wordml" xmlns:w15="http://schemas.microsoft.com/office/word/2012/wordml" xmlns:w16cex="http://schemas.microsoft.com/office/word/2018/wordml/cex" xmlns:w16cid="http://schemas.microsoft.com/office/word/2016/wordml/cid" xmlns:w16="http://schemas.microsoft.com/office/word/2018/wordml" xmlns:w16du="http://schemas.microsoft.com/office/word/2023/wordml/word16du" xmlns:w16sdtdh="http://schemas.microsoft.com/office/word/2020/wordml/sdtdatahash" xmlns:w16sdtfl="http://schemas.microsoft.com/office/word/2024/wordml/sdtformatlock" xmlns:w16se="http://schemas.microsoft.com/office/word/2015/wordml/symex" xmlns:wpg="http://schemas.microsoft.com/office/word/2010/wordprocessingGroup" xmlns:wpi="http://schemas.microsoft.com/office/word/2010/wordprocessingInk" xmlns:wne="http://schemas.microsoft.com/office/word/2006/wordml" xmlns:wps="http://schemas.microsoft.com/office/word/2010/wordprocessingShape" mc:Ignorable="w14 w15 w16se w16cid w16 w16cex w16sdtdh w16sdtfl w16du wp14">
+<w:hdr xmlns:wpc="http://schemas.microsoft.com/office/word/2010/wordprocessingCanvas" xmlns:cx="http://schemas.microsoft.com/office/drawing/2014/chartex" xmlns:cx1="http://schemas.microsoft.com/office/drawing/2015/9/8/chartex" xmlns:cx2="http://schemas.microsoft.com/office/drawing/2015/10/21/chartex" xmlns:cx3="http://schemas.microsoft.com/office/drawing/2016/5/9/chartex" xmlns:cx4="http://schemas.microsoft.com/office/drawing/2016/5/10/chartex" xmlns:cx5="http://schemas.microsoft.com/office/drawing/2016/5/11/chartex" xmlns:cx6="http://schemas.microsoft.com/office/drawing/2016/5/12/chartex" xmlns:cx7="http://schemas.microsoft.com/office/drawing/2016/5/13/chartex" xmlns:cx8="http://schemas.microsoft.com/office/drawing/2016/5/14/chartex" xmlns:mc="http://schemas.openxmlformats.org/markup-compatibility/2006" xmlns:aink="http://schemas.microsoft.com/office/drawing/2016/ink" xmlns:am3d="http://schemas.microsoft.com/office/drawing/2017/model3d" xmlns:o="urn:schemas-microsoft-com:office:office" xmlns:r="http://schemas.openxmlformats.org/officeDocument/2006/relationships" xmlns:m="http://schemas.openxmlformats.org/officeDocument/2006/math" xmlns:v="urn:schemas-microsoft-com:vml" xmlns:wp14="http://schemas.microsoft.com/office/word/2010/wordprocessingDrawing" xmlns:wp="http://schemas.openxmlformats.org/drawingml/2006/wordprocessingDrawing" xmlns:w10="urn:schemas-microsoft-com:office:word" xmlns:w="http://schemas.openxmlformats.org/wordprocessingml/2006/main" xmlns:w14="http://schemas.microsoft.com/office/word/2010/wordml" xmlns:w15="http://schemas.microsoft.com/office/word/2012/wordml" xmlns:w16cex="http://schemas.microsoft.com/office/word/2018/wordml/cex" xmlns:w16cid="http://schemas.microsoft.com/office/word/2016/wordml/cid" xmlns:w16="http://schemas.microsoft.com/office/word/2018/wordml" xmlns:w16sdtdh="http://schemas.microsoft.com/office/word/2020/wordml/sdtdatahash" xmlns:w16se="http://schemas.microsoft.com/office/word/2015/wordml/symex" xmlns:wpg="http://schemas.microsoft.com/office/word/2010/wordprocessingGroup" xmlns:wpi="http://schemas.microsoft.com/office/word/2010/wordprocessingInk" xmlns:wne="http://schemas.microsoft.com/office/word/2006/wordml" xmlns:wps="http://schemas.microsoft.com/office/word/2010/wordprocessingShape" mc:Ignorable="w14 w15 w16se w16cid w16 w16cex w16sdtdh wp14">
   <w:tbl>
     <w:tblPr>
       <w:tblStyle w:val="Tablaconcuadrcula"/>
@@ -4643,7 +4679,7 @@
 </file>
 
 <file path=word/numbering.xml><?xml version="1.0" encoding="utf-8"?>
-<w:numbering xmlns:wpc="http://schemas.microsoft.com/office/word/2010/wordprocessingCanvas" xmlns:cx="http://schemas.microsoft.com/office/drawing/2014/chartex" xmlns:cx1="http://schemas.microsoft.com/office/drawing/2015/9/8/chartex" xmlns:cx2="http://schemas.microsoft.com/office/drawing/2015/10/21/chartex" xmlns:cx3="http://schemas.microsoft.com/office/drawing/2016/5/9/chartex" xmlns:cx4="http://schemas.microsoft.com/office/drawing/2016/5/10/chartex" xmlns:cx5="http://schemas.microsoft.com/office/drawing/2016/5/11/chartex" xmlns:cx6="http://schemas.microsoft.com/office/drawing/2016/5/12/chartex" xmlns:cx7="http://schemas.microsoft.com/office/drawing/2016/5/13/chartex" xmlns:cx8="http://schemas.microsoft.com/office/drawing/2016/5/14/chartex" xmlns:mc="http://schemas.openxmlformats.org/markup-compatibility/2006" xmlns:aink="http://schemas.microsoft.com/office/drawing/2016/ink" xmlns:am3d="http://schemas.microsoft.com/office/drawing/2017/model3d" xmlns:o="urn:schemas-microsoft-com:office:office" xmlns:oel="http://schemas.microsoft.com/office/2019/extlst" xmlns:r="http://schemas.openxmlformats.org/officeDocument/2006/relationships" xmlns:m="http://schemas.openxmlformats.org/officeDocument/2006/math" xmlns:v="urn:schemas-microsoft-com:vml" xmlns:wp14="http://schemas.microsoft.com/office/word/2010/wordprocessingDrawing" xmlns:wp="http://schemas.openxmlformats.org/drawingml/2006/wordprocessingDrawing" xmlns:w10="urn:schemas-microsoft-com:office:word" xmlns:w="http://schemas.openxmlformats.org/wordprocessingml/2006/main" xmlns:w14="http://schemas.microsoft.com/office/word/2010/wordml" xmlns:w15="http://schemas.microsoft.com/office/word/2012/wordml" xmlns:w16cex="http://schemas.microsoft.com/office/word/2018/wordml/cex" xmlns:w16cid="http://schemas.microsoft.com/office/word/2016/wordml/cid" xmlns:w16="http://schemas.microsoft.com/office/word/2018/wordml" xmlns:w16du="http://schemas.microsoft.com/office/word/2023/wordml/word16du" xmlns:w16sdtdh="http://schemas.microsoft.com/office/word/2020/wordml/sdtdatahash" xmlns:w16sdtfl="http://schemas.microsoft.com/office/word/2024/wordml/sdtformatlock" xmlns:w16se="http://schemas.microsoft.com/office/word/2015/wordml/symex" xmlns:wpg="http://schemas.microsoft.com/office/word/2010/wordprocessingGroup" xmlns:wpi="http://schemas.microsoft.com/office/word/2010/wordprocessingInk" xmlns:wne="http://schemas.microsoft.com/office/word/2006/wordml" xmlns:wps="http://schemas.microsoft.com/office/word/2010/wordprocessingShape" mc:Ignorable="w14 w15 w16se w16cid w16 w16cex w16sdtdh w16sdtfl w16du wp14">
+<w:numbering xmlns:wpc="http://schemas.microsoft.com/office/word/2010/wordprocessingCanvas" xmlns:cx="http://schemas.microsoft.com/office/drawing/2014/chartex" xmlns:cx1="http://schemas.microsoft.com/office/drawing/2015/9/8/chartex" xmlns:cx2="http://schemas.microsoft.com/office/drawing/2015/10/21/chartex" xmlns:cx3="http://schemas.microsoft.com/office/drawing/2016/5/9/chartex" xmlns:cx4="http://schemas.microsoft.com/office/drawing/2016/5/10/chartex" xmlns:cx5="http://schemas.microsoft.com/office/drawing/2016/5/11/chartex" xmlns:cx6="http://schemas.microsoft.com/office/drawing/2016/5/12/chartex" xmlns:cx7="http://schemas.microsoft.com/office/drawing/2016/5/13/chartex" xmlns:cx8="http://schemas.microsoft.com/office/drawing/2016/5/14/chartex" xmlns:mc="http://schemas.openxmlformats.org/markup-compatibility/2006" xmlns:aink="http://schemas.microsoft.com/office/drawing/2016/ink" xmlns:am3d="http://schemas.microsoft.com/office/drawing/2017/model3d" xmlns:o="urn:schemas-microsoft-com:office:office" xmlns:r="http://schemas.openxmlformats.org/officeDocument/2006/relationships" xmlns:m="http://schemas.openxmlformats.org/officeDocument/2006/math" xmlns:v="urn:schemas-microsoft-com:vml" xmlns:wp14="http://schemas.microsoft.com/office/word/2010/wordprocessingDrawing" xmlns:wp="http://schemas.openxmlformats.org/drawingml/2006/wordprocessingDrawing" xmlns:w10="urn:schemas-microsoft-com:office:word" xmlns:w="http://schemas.openxmlformats.org/wordprocessingml/2006/main" xmlns:w14="http://schemas.microsoft.com/office/word/2010/wordml" xmlns:w15="http://schemas.microsoft.com/office/word/2012/wordml" xmlns:w16cex="http://schemas.microsoft.com/office/word/2018/wordml/cex" xmlns:w16cid="http://schemas.microsoft.com/office/word/2016/wordml/cid" xmlns:w16="http://schemas.microsoft.com/office/word/2018/wordml" xmlns:w16sdtdh="http://schemas.microsoft.com/office/word/2020/wordml/sdtdatahash" xmlns:w16se="http://schemas.microsoft.com/office/word/2015/wordml/symex" xmlns:wpg="http://schemas.microsoft.com/office/word/2010/wordprocessingGroup" xmlns:wpi="http://schemas.microsoft.com/office/word/2010/wordprocessingInk" xmlns:wne="http://schemas.microsoft.com/office/word/2006/wordml" xmlns:wps="http://schemas.microsoft.com/office/word/2010/wordprocessingShape" mc:Ignorable="w14 w15 w16se w16cid w16 w16cex w16sdtdh wp14">
   <w:abstractNum w:abstractNumId="0" w15:restartNumberingAfterBreak="0">
     <w:nsid w:val="049156A1"/>
     <w:multiLevelType w:val="hybridMultilevel"/>
@@ -9813,136 +9849,136 @@
       </w:rPr>
     </w:lvl>
   </w:abstractNum>
-  <w:num w:numId="1" w16cid:durableId="879247176">
+  <w:num w:numId="1">
     <w:abstractNumId w:val="4"/>
   </w:num>
-  <w:num w:numId="2" w16cid:durableId="1701660071">
+  <w:num w:numId="2">
     <w:abstractNumId w:val="9"/>
   </w:num>
-  <w:num w:numId="3" w16cid:durableId="114636869">
+  <w:num w:numId="3">
     <w:abstractNumId w:val="13"/>
   </w:num>
-  <w:num w:numId="4" w16cid:durableId="1983192842">
+  <w:num w:numId="4">
     <w:abstractNumId w:val="31"/>
   </w:num>
-  <w:num w:numId="5" w16cid:durableId="666206035">
+  <w:num w:numId="5">
     <w:abstractNumId w:val="33"/>
   </w:num>
-  <w:num w:numId="6" w16cid:durableId="848981551">
+  <w:num w:numId="6">
     <w:abstractNumId w:val="5"/>
   </w:num>
-  <w:num w:numId="7" w16cid:durableId="416756660">
+  <w:num w:numId="7">
     <w:abstractNumId w:val="12"/>
   </w:num>
-  <w:num w:numId="8" w16cid:durableId="1852183234">
+  <w:num w:numId="8">
     <w:abstractNumId w:val="20"/>
   </w:num>
-  <w:num w:numId="9" w16cid:durableId="1137603526">
+  <w:num w:numId="9">
     <w:abstractNumId w:val="16"/>
   </w:num>
-  <w:num w:numId="10" w16cid:durableId="1608349219">
+  <w:num w:numId="10">
     <w:abstractNumId w:val="10"/>
   </w:num>
-  <w:num w:numId="11" w16cid:durableId="656493269">
+  <w:num w:numId="11">
     <w:abstractNumId w:val="26"/>
   </w:num>
-  <w:num w:numId="12" w16cid:durableId="1447264061">
+  <w:num w:numId="12">
     <w:abstractNumId w:val="38"/>
   </w:num>
-  <w:num w:numId="13" w16cid:durableId="265230530">
+  <w:num w:numId="13">
     <w:abstractNumId w:val="32"/>
   </w:num>
-  <w:num w:numId="14" w16cid:durableId="1826164363">
+  <w:num w:numId="14">
     <w:abstractNumId w:val="1"/>
   </w:num>
-  <w:num w:numId="15" w16cid:durableId="1893928768">
+  <w:num w:numId="15">
     <w:abstractNumId w:val="39"/>
   </w:num>
-  <w:num w:numId="16" w16cid:durableId="1708335109">
+  <w:num w:numId="16">
     <w:abstractNumId w:val="23"/>
   </w:num>
-  <w:num w:numId="17" w16cid:durableId="1958219498">
+  <w:num w:numId="17">
     <w:abstractNumId w:val="18"/>
   </w:num>
-  <w:num w:numId="18" w16cid:durableId="1803421026">
+  <w:num w:numId="18">
     <w:abstractNumId w:val="34"/>
   </w:num>
-  <w:num w:numId="19" w16cid:durableId="2038895641">
+  <w:num w:numId="19">
     <w:abstractNumId w:val="11"/>
   </w:num>
-  <w:num w:numId="20" w16cid:durableId="459154737">
+  <w:num w:numId="20">
     <w:abstractNumId w:val="43"/>
   </w:num>
-  <w:num w:numId="21" w16cid:durableId="1801914900">
+  <w:num w:numId="21">
     <w:abstractNumId w:val="37"/>
   </w:num>
-  <w:num w:numId="22" w16cid:durableId="1907110076">
+  <w:num w:numId="22">
     <w:abstractNumId w:val="14"/>
   </w:num>
-  <w:num w:numId="23" w16cid:durableId="1036395737">
+  <w:num w:numId="23">
     <w:abstractNumId w:val="15"/>
   </w:num>
-  <w:num w:numId="24" w16cid:durableId="287276004">
+  <w:num w:numId="24">
     <w:abstractNumId w:val="6"/>
   </w:num>
-  <w:num w:numId="25" w16cid:durableId="1156920868">
+  <w:num w:numId="25">
     <w:abstractNumId w:val="17"/>
   </w:num>
-  <w:num w:numId="26" w16cid:durableId="1324041741">
+  <w:num w:numId="26">
     <w:abstractNumId w:val="21"/>
   </w:num>
-  <w:num w:numId="27" w16cid:durableId="1089810021">
+  <w:num w:numId="27">
     <w:abstractNumId w:val="25"/>
   </w:num>
-  <w:num w:numId="28" w16cid:durableId="1349333016">
+  <w:num w:numId="28">
     <w:abstractNumId w:val="0"/>
   </w:num>
-  <w:num w:numId="29" w16cid:durableId="1808234418">
+  <w:num w:numId="29">
     <w:abstractNumId w:val="19"/>
   </w:num>
-  <w:num w:numId="30" w16cid:durableId="1340280289">
+  <w:num w:numId="30">
     <w:abstractNumId w:val="24"/>
   </w:num>
-  <w:num w:numId="31" w16cid:durableId="1465612892">
+  <w:num w:numId="31">
     <w:abstractNumId w:val="2"/>
   </w:num>
-  <w:num w:numId="32" w16cid:durableId="2113234735">
+  <w:num w:numId="32">
     <w:abstractNumId w:val="8"/>
   </w:num>
-  <w:num w:numId="33" w16cid:durableId="1402288406">
+  <w:num w:numId="33">
     <w:abstractNumId w:val="35"/>
   </w:num>
-  <w:num w:numId="34" w16cid:durableId="742991951">
+  <w:num w:numId="34">
     <w:abstractNumId w:val="42"/>
   </w:num>
-  <w:num w:numId="35" w16cid:durableId="1007440521">
+  <w:num w:numId="35">
     <w:abstractNumId w:val="7"/>
   </w:num>
-  <w:num w:numId="36" w16cid:durableId="109977220">
+  <w:num w:numId="36">
     <w:abstractNumId w:val="28"/>
   </w:num>
-  <w:num w:numId="37" w16cid:durableId="1552494516">
+  <w:num w:numId="37">
     <w:abstractNumId w:val="41"/>
   </w:num>
-  <w:num w:numId="38" w16cid:durableId="1248611548">
+  <w:num w:numId="38">
     <w:abstractNumId w:val="30"/>
   </w:num>
-  <w:num w:numId="39" w16cid:durableId="2025133332">
+  <w:num w:numId="39">
     <w:abstractNumId w:val="29"/>
   </w:num>
-  <w:num w:numId="40" w16cid:durableId="974602657">
+  <w:num w:numId="40">
     <w:abstractNumId w:val="36"/>
   </w:num>
-  <w:num w:numId="41" w16cid:durableId="2101177799">
+  <w:num w:numId="41">
     <w:abstractNumId w:val="22"/>
   </w:num>
-  <w:num w:numId="42" w16cid:durableId="685595485">
+  <w:num w:numId="42">
     <w:abstractNumId w:val="27"/>
   </w:num>
-  <w:num w:numId="43" w16cid:durableId="1227184696">
+  <w:num w:numId="43">
     <w:abstractNumId w:val="40"/>
   </w:num>
-  <w:num w:numId="44" w16cid:durableId="1203908965">
+  <w:num w:numId="44">
     <w:abstractNumId w:val="3"/>
   </w:num>
   <w:numIdMacAtCleanup w:val="18"/>
@@ -9950,7 +9986,7 @@
 </file>
 
 <file path=word/styles.xml><?xml version="1.0" encoding="utf-8"?>
-<w:styles xmlns:mc="http://schemas.openxmlformats.org/markup-compatibility/2006" xmlns:r="http://schemas.openxmlformats.org/officeDocument/2006/relationships" xmlns:w="http://schemas.openxmlformats.org/wordprocessingml/2006/main" xmlns:w14="http://schemas.microsoft.com/office/word/2010/wordml" xmlns:w15="http://schemas.microsoft.com/office/word/2012/wordml" xmlns:w16cex="http://schemas.microsoft.com/office/word/2018/wordml/cex" xmlns:w16cid="http://schemas.microsoft.com/office/word/2016/wordml/cid" xmlns:w16="http://schemas.microsoft.com/office/word/2018/wordml" xmlns:w16du="http://schemas.microsoft.com/office/word/2023/wordml/word16du" xmlns:w16sdtdh="http://schemas.microsoft.com/office/word/2020/wordml/sdtdatahash" xmlns:w16sdtfl="http://schemas.microsoft.com/office/word/2024/wordml/sdtformatlock" xmlns:w16se="http://schemas.microsoft.com/office/word/2015/wordml/symex" mc:Ignorable="w14 w15 w16se w16cid w16 w16cex w16sdtdh w16sdtfl w16du">
+<w:styles xmlns:mc="http://schemas.openxmlformats.org/markup-compatibility/2006" xmlns:r="http://schemas.openxmlformats.org/officeDocument/2006/relationships" xmlns:w="http://schemas.openxmlformats.org/wordprocessingml/2006/main" xmlns:w14="http://schemas.microsoft.com/office/word/2010/wordml" xmlns:w15="http://schemas.microsoft.com/office/word/2012/wordml" xmlns:w16cex="http://schemas.microsoft.com/office/word/2018/wordml/cex" xmlns:w16cid="http://schemas.microsoft.com/office/word/2016/wordml/cid" xmlns:w16="http://schemas.microsoft.com/office/word/2018/wordml" xmlns:w16sdtdh="http://schemas.microsoft.com/office/word/2020/wordml/sdtdatahash" xmlns:w16se="http://schemas.microsoft.com/office/word/2015/wordml/symex" mc:Ignorable="w14 w15 w16se w16cid w16 w16cex w16sdtdh">
   <w:docDefaults>
     <w:rPrDefault>
       <w:rPr>
@@ -10416,6 +10452,7 @@
   <w:style w:type="character" w:default="1" w:styleId="Fuentedeprrafopredeter">
     <w:name w:val="Default Paragraph Font"/>
     <w:uiPriority w:val="1"/>
+    <w:semiHidden/>
     <w:unhideWhenUsed/>
   </w:style>
   <w:style w:type="table" w:default="1" w:styleId="Tablanormal">
@@ -11388,7 +11425,7 @@
       <w:spacing w:after="0" w:line="240" w:lineRule="auto"/>
     </w:pPr>
   </w:style>
-  <w:style w:type="character" w:styleId="Fuerte">
+  <w:style w:type="character" w:styleId="Textoennegrita">
     <w:name w:val="Strong"/>
     <w:basedOn w:val="Fuentedeprrafopredeter"/>
     <w:uiPriority w:val="22"/>
@@ -11664,25 +11701,6 @@
 </file>
 
 <file path=customXml/item1.xml><?xml version="1.0" encoding="utf-8"?>
-<p:properties xmlns:p="http://schemas.microsoft.com/office/2006/metadata/properties" xmlns:xsi="http://www.w3.org/2001/XMLSchema-instance" xmlns:pc="http://schemas.microsoft.com/office/infopath/2007/PartnerControls">
-  <documentManagement/>
-</p:properties>
-</file>
-
-<file path=customXml/item2.xml><?xml version="1.0" encoding="utf-8"?>
-<b:Sources xmlns:b="http://schemas.openxmlformats.org/officeDocument/2006/bibliography" xmlns="http://schemas.openxmlformats.org/officeDocument/2006/bibliography" SelectedStyle="\APASixthEditionOfficeOnline.xsl" StyleName="APA" Version="6"/>
-</file>
-
-<file path=customXml/item3.xml><?xml version="1.0" encoding="utf-8"?>
-<?mso-contentType ?>
-<FormTemplates xmlns="http://schemas.microsoft.com/sharepoint/v3/contenttype/forms">
-  <Display>DocumentLibraryForm</Display>
-  <Edit>DocumentLibraryForm</Edit>
-  <New>DocumentLibraryForm</New>
-</FormTemplates>
-</file>
-
-<file path=customXml/item4.xml><?xml version="1.0" encoding="utf-8"?>
 <ct:contentTypeSchema xmlns:ct="http://schemas.microsoft.com/office/2006/metadata/contentType" xmlns:ma="http://schemas.microsoft.com/office/2006/metadata/properties/metaAttributes" ct:_="" ma:_="" ma:contentTypeName="Documento" ma:contentTypeID="0x010100E96778489EE7714D8BD12CC105EB918B" ma:contentTypeVersion="2" ma:contentTypeDescription="Crear nuevo documento." ma:contentTypeScope="" ma:versionID="416c5c7ae9b5d54d83875cd3c65194e3">
   <xsd:schema xmlns:xsd="http://www.w3.org/2001/XMLSchema" xmlns:xs="http://www.w3.org/2001/XMLSchema" xmlns:p="http://schemas.microsoft.com/office/2006/metadata/properties" xmlns:ns2="126e8a1c-9ea9-435a-ac89-d06c80d62e30" targetNamespace="http://schemas.microsoft.com/office/2006/metadata/properties" ma:root="true" ma:fieldsID="70a237c842677bd850644f8595079f5e" ns2:_="">
     <xsd:import namespace="126e8a1c-9ea9-435a-ac89-d06c80d62e30"/>
@@ -11814,32 +11832,26 @@
 </ct:contentTypeSchema>
 </file>
 
-<file path=customXml/itemProps1.xml><?xml version="1.0" encoding="utf-8"?>
-<ds:datastoreItem xmlns:ds="http://schemas.openxmlformats.org/officeDocument/2006/customXml" ds:itemID="{5F1783E3-BA1C-4CA3-8E32-C9B378BBED03}">
-  <ds:schemaRefs>
-    <ds:schemaRef ds:uri="http://schemas.microsoft.com/office/2006/metadata/properties"/>
-    <ds:schemaRef ds:uri="http://schemas.microsoft.com/office/infopath/2007/PartnerControls"/>
-  </ds:schemaRefs>
-</ds:datastoreItem>
+<file path=customXml/item2.xml><?xml version="1.0" encoding="utf-8"?>
+<?mso-contentType ?>
+<FormTemplates xmlns="http://schemas.microsoft.com/sharepoint/v3/contenttype/forms">
+  <Display>DocumentLibraryForm</Display>
+  <Edit>DocumentLibraryForm</Edit>
+  <New>DocumentLibraryForm</New>
+</FormTemplates>
 </file>
 
-<file path=customXml/itemProps2.xml><?xml version="1.0" encoding="utf-8"?>
-<ds:datastoreItem xmlns:ds="http://schemas.openxmlformats.org/officeDocument/2006/customXml" ds:itemID="{38798A93-35BB-4E36-97F5-7254B21EAFCC}">
-  <ds:schemaRefs>
-    <ds:schemaRef ds:uri="http://schemas.openxmlformats.org/officeDocument/2006/bibliography"/>
-  </ds:schemaRefs>
-</ds:datastoreItem>
+<file path=customXml/item3.xml><?xml version="1.0" encoding="utf-8"?>
+<b:Sources xmlns:b="http://schemas.openxmlformats.org/officeDocument/2006/bibliography" xmlns="http://schemas.openxmlformats.org/officeDocument/2006/bibliography" SelectedStyle="\APASixthEditionOfficeOnline.xsl" StyleName="APA" Version="6"/>
 </file>
 
-<file path=customXml/itemProps3.xml><?xml version="1.0" encoding="utf-8"?>
-<ds:datastoreItem xmlns:ds="http://schemas.openxmlformats.org/officeDocument/2006/customXml" ds:itemID="{DABAA964-10BA-4DBC-ABF2-CDEAC0FAF7AA}">
-  <ds:schemaRefs>
-    <ds:schemaRef ds:uri="http://schemas.microsoft.com/sharepoint/v3/contenttype/forms"/>
-  </ds:schemaRefs>
-</ds:datastoreItem>
+<file path=customXml/item4.xml><?xml version="1.0" encoding="utf-8"?>
+<p:properties xmlns:p="http://schemas.microsoft.com/office/2006/metadata/properties" xmlns:xsi="http://www.w3.org/2001/XMLSchema-instance" xmlns:pc="http://schemas.microsoft.com/office/infopath/2007/PartnerControls">
+  <documentManagement/>
+</p:properties>
 </file>
 
-<file path=customXml/itemProps4.xml><?xml version="1.0" encoding="utf-8"?>
+<file path=customXml/itemProps1.xml><?xml version="1.0" encoding="utf-8"?>
 <ds:datastoreItem xmlns:ds="http://schemas.openxmlformats.org/officeDocument/2006/customXml" ds:itemID="{90673534-9590-47F8-B0D6-46AB217CB3AD}">
   <ds:schemaRefs>
     <ds:schemaRef ds:uri="http://schemas.microsoft.com/office/2006/metadata/contentType"/>
@@ -11855,4 +11867,29 @@
     <ds:schemaRef ds:uri="http://schemas.microsoft.com/internal/obd"/>
   </ds:schemaRefs>
 </ds:datastoreItem>
+</file>
+
+<file path=customXml/itemProps2.xml><?xml version="1.0" encoding="utf-8"?>
+<ds:datastoreItem xmlns:ds="http://schemas.openxmlformats.org/officeDocument/2006/customXml" ds:itemID="{DABAA964-10BA-4DBC-ABF2-CDEAC0FAF7AA}">
+  <ds:schemaRefs>
+    <ds:schemaRef ds:uri="http://schemas.microsoft.com/sharepoint/v3/contenttype/forms"/>
+  </ds:schemaRefs>
+</ds:datastoreItem>
+</file>
+
+<file path=customXml/itemProps3.xml><?xml version="1.0" encoding="utf-8"?>
+<ds:datastoreItem xmlns:ds="http://schemas.openxmlformats.org/officeDocument/2006/customXml" ds:itemID="{38798A93-35BB-4E36-97F5-7254B21EAFCC}">
+  <ds:schemaRefs>
+    <ds:schemaRef ds:uri="http://schemas.openxmlformats.org/officeDocument/2006/bibliography"/>
+  </ds:schemaRefs>
+</ds:datastoreItem>
+</file>
+
+<file path=customXml/itemProps4.xml><?xml version="1.0" encoding="utf-8"?>
+<ds:datastoreItem xmlns:ds="http://schemas.openxmlformats.org/officeDocument/2006/customXml" ds:itemID="{5F1783E3-BA1C-4CA3-8E32-C9B378BBED03}">
+  <ds:schemaRefs>
+    <ds:schemaRef ds:uri="http://schemas.microsoft.com/office/2006/metadata/properties"/>
+    <ds:schemaRef ds:uri="http://schemas.microsoft.com/office/infopath/2007/PartnerControls"/>
+  </ds:schemaRefs>
+</ds:datastoreItem>
 </file>